--- a/32UP Upravlinnja projektamy/3/KNT-122_Onyshchenko_Variant-19_PR3.docx
+++ b/32UP Upravlinnja projektamy/3/KNT-122_Onyshchenko_Variant-19_PR3.docx
@@ -408,17 +408,20 @@
     <w:p>
       <w:pPr>
         <w:pStyle w:val="P"/>
-      </w:pPr>
-    </w:p>
-    <w:p>
-      <w:pPr>
-        <w:pStyle w:val="P"/>
-        <w:rPr>
-          <w:lang w:val="en-US"/>
-        </w:rPr>
-      </w:pPr>
-      <w:r>
-        <w:t>Одержання   практичних   навичок   контролю   робочого   часу,</w:t>
+        <w:rPr>
+          <w:lang w:val="en-US"/>
+        </w:rPr>
+      </w:pPr>
+    </w:p>
+    <w:p>
+      <w:pPr>
+        <w:pStyle w:val="P"/>
+        <w:rPr>
+          <w:lang w:val="en-US"/>
+        </w:rPr>
+      </w:pPr>
+      <w:r>
+        <w:t>Одержання практичних навичок побудови ментальних карт для</w:t>
       </w:r>
       <w:r>
         <w:rPr>
@@ -427,13 +430,7 @@
         <w:t xml:space="preserve"> </w:t>
       </w:r>
       <w:r>
-        <w:t>витраченого на виконання проєктних завдань</w:t>
-      </w:r>
-      <w:r>
-        <w:rPr>
-          <w:lang w:val="en-US"/>
-        </w:rPr>
-        <w:t>.</w:t>
+        <w:t>візуалізації функціональних вимог до проєкту.</w:t>
       </w:r>
     </w:p>
     <w:p>
@@ -479,14 +476,17 @@
         <w:pStyle w:val="P"/>
         <w:numPr>
           <w:ilvl w:val="0"/>
-          <w:numId w:val="4"/>
+          <w:numId w:val="6"/>
         </w:numPr>
-        <w:rPr>
-          <w:lang w:val="en-US"/>
-        </w:rPr>
-      </w:pPr>
-      <w:r>
-        <w:t>Зареєструйтеся в системі Toggl та продемонструйте роботу з системою.</w:t>
+      </w:pPr>
+      <w:r>
+        <w:t>Оберіть тему для розробки програмного забезпечення і для побудови інтелектуальних карт</w:t>
+      </w:r>
+      <w:r>
+        <w:rPr>
+          <w:lang w:val="en-US"/>
+        </w:rPr>
+        <w:t>;</w:t>
       </w:r>
     </w:p>
     <w:p>
@@ -494,11 +494,11 @@
         <w:pStyle w:val="P"/>
         <w:numPr>
           <w:ilvl w:val="0"/>
-          <w:numId w:val="4"/>
+          <w:numId w:val="6"/>
         </w:numPr>
       </w:pPr>
       <w:r>
-        <w:t>Відстежте час на виконання однієї з лабораторних робіт.</w:t>
+        <w:t>Створіть інтелектуальну карту для відображення функціональних вимог до програмного продукту.</w:t>
       </w:r>
     </w:p>
     <w:p>
@@ -522,878 +522,161 @@
         <w:pStyle w:val="H2"/>
       </w:pPr>
       <w:r>
-        <w:t xml:space="preserve">1 Реєстрації у </w:t>
-      </w:r>
-      <w:r>
-        <w:rPr>
-          <w:lang w:val="en-US"/>
-        </w:rPr>
-        <w:t>Toggl</w:t>
-      </w:r>
-    </w:p>
-    <w:p>
-      <w:pPr>
-        <w:pStyle w:val="P"/>
-      </w:pPr>
-    </w:p>
-    <w:p>
-      <w:pPr>
-        <w:pStyle w:val="P"/>
-        <w:rPr>
-          <w:lang w:val="en-US"/>
-        </w:rPr>
-      </w:pPr>
-      <w:r>
-        <w:t xml:space="preserve">Для реєстрації було перейдено на сайт </w:t>
+        <w:rPr>
+          <w:lang w:val="en-US"/>
+        </w:rPr>
+        <w:t xml:space="preserve">1 </w:t>
+      </w:r>
+      <w:r>
+        <w:t>Обрання теми</w:t>
+      </w:r>
+    </w:p>
+    <w:p>
+      <w:pPr>
+        <w:pStyle w:val="P"/>
+      </w:pPr>
+    </w:p>
+    <w:p>
+      <w:pPr>
+        <w:pStyle w:val="P"/>
+      </w:pPr>
+      <w:r>
+        <w:t>І</w:t>
+      </w:r>
+      <w:r>
+        <w:t>де</w:t>
+      </w:r>
+      <w:r>
+        <w:t>ї</w:t>
+      </w:r>
+      <w:r>
+        <w:t xml:space="preserve"> щодо теми курсового проєкту наступні:</w:t>
+      </w:r>
+    </w:p>
+    <w:p>
+      <w:pPr>
+        <w:pStyle w:val="P"/>
+        <w:numPr>
+          <w:ilvl w:val="0"/>
+          <w:numId w:val="7"/>
+        </w:numPr>
+      </w:pPr>
+      <w:r>
+        <w:t xml:space="preserve">Аналог сайту </w:t>
+      </w:r>
+      <w:r>
+        <w:rPr>
+          <w:lang w:val="en-US"/>
+        </w:rPr>
+        <w:t xml:space="preserve">Instant.Bible: </w:t>
+      </w:r>
+      <w:r>
+        <w:t>веб-застосунок, який дозволяє дуже швидко знаходити Біблійні вірші</w:t>
+      </w:r>
+      <w:r>
+        <w:t>,</w:t>
+      </w:r>
+      <w:r>
+        <w:t xml:space="preserve"> з різних перекладів;</w:t>
+      </w:r>
+    </w:p>
+    <w:p>
+      <w:pPr>
+        <w:pStyle w:val="P"/>
+        <w:numPr>
+          <w:ilvl w:val="0"/>
+          <w:numId w:val="7"/>
+        </w:numPr>
+      </w:pPr>
+      <w:r>
+        <w:t xml:space="preserve">Аналог застосунку </w:t>
+      </w:r>
+      <w:r>
+        <w:rPr>
+          <w:lang w:val="en-US"/>
+        </w:rPr>
+        <w:t>Literal Word:</w:t>
+      </w:r>
+      <w:r>
+        <w:t xml:space="preserve"> мобільний застосунок-</w:t>
+      </w:r>
+      <w:r>
+        <w:t>читач</w:t>
+      </w:r>
+      <w:r>
+        <w:t xml:space="preserve"> Біблії.</w:t>
+      </w:r>
+    </w:p>
+    <w:p>
+      <w:pPr>
+        <w:pStyle w:val="P"/>
+        <w:rPr>
+          <w:lang w:val="en-US"/>
+        </w:rPr>
+      </w:pPr>
+      <w:r>
+        <w:t>Можлива і комбінації двох: веб-застосунок</w:t>
+      </w:r>
+      <w:r>
+        <w:t>, що включає як швидкий пошук, так і читач Біблії (</w:t>
+      </w:r>
+      <w:r>
+        <w:t>певна</w:t>
+      </w:r>
+      <w:r>
+        <w:t xml:space="preserve"> комбінація </w:t>
+      </w:r>
+      <w:r>
+        <w:rPr>
+          <w:lang w:val="en-US"/>
+        </w:rPr>
+        <w:t xml:space="preserve">Bolls.Life </w:t>
+      </w:r>
+      <w:r>
+        <w:t xml:space="preserve">та </w:t>
+      </w:r>
+      <w:r>
+        <w:rPr>
+          <w:lang w:val="en-US"/>
+        </w:rPr>
+        <w:t>Literal Word).</w:t>
+      </w:r>
+    </w:p>
+    <w:p>
+      <w:pPr>
+        <w:pStyle w:val="P"/>
+      </w:pPr>
+      <w:r>
+        <w:t>Джерела для перегляду прикладів:</w:t>
+      </w:r>
+    </w:p>
+    <w:p>
+      <w:pPr>
+        <w:pStyle w:val="P"/>
+        <w:numPr>
+          <w:ilvl w:val="0"/>
+          <w:numId w:val="7"/>
+        </w:numPr>
+      </w:pPr>
+      <w:r>
+        <w:rPr>
+          <w:lang w:val="en-US"/>
+        </w:rPr>
+        <w:t>Instant.Bible</w:t>
+      </w:r>
+      <w:r>
+        <w:t xml:space="preserve">: </w:t>
       </w:r>
       <w:hyperlink r:id="rId6" w:history="1">
         <w:r>
           <w:rPr>
             <w:rStyle w:val="a4"/>
           </w:rPr>
-          <w:t>https://toggl.com</w:t>
+          <w:t>веб-застосунок</w:t>
         </w:r>
       </w:hyperlink>
       <w:r>
-        <w:t xml:space="preserve">, здійснено вхід за акаунтом </w:t>
-      </w:r>
-      <w:r>
-        <w:rPr>
-          <w:lang w:val="en-US"/>
-        </w:rPr>
-        <w:t xml:space="preserve">Google </w:t>
-      </w:r>
-      <w:r>
-        <w:t xml:space="preserve">та пройдено вступне опитування. </w:t>
-      </w:r>
-    </w:p>
-    <w:p>
-      <w:pPr>
-        <w:pStyle w:val="P"/>
-        <w:rPr>
-          <w:lang w:val="en-US"/>
-        </w:rPr>
-      </w:pPr>
-    </w:p>
-    <w:p>
-      <w:pPr>
-        <w:pStyle w:val="IMG"/>
-        <w:rPr>
-          <w:lang w:val="en-US"/>
-        </w:rPr>
-      </w:pPr>
-      <w:r>
-        <w:rPr>
-          <w:lang w:val="en-US"/>
-        </w:rPr>
-        <w:lastRenderedPageBreak/>
-        <w:drawing>
-          <wp:inline distT="0" distB="0" distL="0" distR="0" wp14:anchorId="125F969A" wp14:editId="49034581">
-            <wp:extent cx="5731510" cy="5953760"/>
-            <wp:effectExtent l="0" t="0" r="2540" b="8890"/>
-            <wp:docPr id="1552769242" name="Рисунок 1" descr="Зображення, що містить текст, знімок екрана, програмне забезпечення, Веб-сайт&#10;&#10;Вміст, створений ШІ, може бути неправильним."/>
-            <wp:cNvGraphicFramePr>
-              <a:graphicFrameLocks xmlns:a="http://schemas.openxmlformats.org/drawingml/2006/main" noChangeAspect="1"/>
-            </wp:cNvGraphicFramePr>
-            <a:graphic xmlns:a="http://schemas.openxmlformats.org/drawingml/2006/main">
-              <a:graphicData uri="http://schemas.openxmlformats.org/drawingml/2006/picture">
-                <pic:pic xmlns:pic="http://schemas.openxmlformats.org/drawingml/2006/picture">
-                  <pic:nvPicPr>
-                    <pic:cNvPr id="1552769242" name="Рисунок 1" descr="Зображення, що містить текст, знімок екрана, програмне забезпечення, Веб-сайт&#10;&#10;Вміст, створений ШІ, може бути неправильним."/>
-                    <pic:cNvPicPr/>
-                  </pic:nvPicPr>
-                  <pic:blipFill>
-                    <a:blip r:embed="rId7"/>
-                    <a:stretch>
-                      <a:fillRect/>
-                    </a:stretch>
-                  </pic:blipFill>
-                  <pic:spPr>
-                    <a:xfrm>
-                      <a:off x="0" y="0"/>
-                      <a:ext cx="5731510" cy="5953760"/>
-                    </a:xfrm>
-                    <a:prstGeom prst="rect">
-                      <a:avLst/>
-                    </a:prstGeom>
-                  </pic:spPr>
-                </pic:pic>
-              </a:graphicData>
-            </a:graphic>
-          </wp:inline>
-        </w:drawing>
-      </w:r>
-    </w:p>
-    <w:p>
-      <w:pPr>
-        <w:pStyle w:val="IMG"/>
-      </w:pPr>
-      <w:r>
-        <w:t>Рисунок 1.</w:t>
-      </w:r>
-      <w:r>
-        <w:t>1</w:t>
-      </w:r>
-      <w:r>
-        <w:t xml:space="preserve"> – Сайт </w:t>
-      </w:r>
-      <w:r>
-        <w:rPr>
-          <w:lang w:val="en-US"/>
-        </w:rPr>
-        <w:t xml:space="preserve">Toggl, </w:t>
-      </w:r>
-      <w:r>
-        <w:t>натискання кнопки реєстрації (</w:t>
-      </w:r>
-      <w:r>
-        <w:rPr>
-          <w:lang w:val="en-US"/>
-        </w:rPr>
-        <w:t>Start tracking for free)</w:t>
-      </w:r>
-    </w:p>
-    <w:p>
-      <w:pPr>
-        <w:pStyle w:val="IMG"/>
-        <w:rPr>
-          <w:lang w:val="en-US"/>
-        </w:rPr>
-      </w:pPr>
-    </w:p>
-    <w:p>
-      <w:pPr>
-        <w:pStyle w:val="IMG"/>
-        <w:rPr>
-          <w:lang w:val="en-US"/>
-        </w:rPr>
-      </w:pPr>
-      <w:r>
-        <w:rPr>
-          <w:lang w:val="en-US"/>
-        </w:rPr>
-        <w:lastRenderedPageBreak/>
-        <w:drawing>
-          <wp:inline distT="0" distB="0" distL="0" distR="0" wp14:anchorId="3B234E3B" wp14:editId="79117AB0">
-            <wp:extent cx="5731510" cy="3564255"/>
-            <wp:effectExtent l="0" t="0" r="2540" b="0"/>
-            <wp:docPr id="1391523959" name="Рисунок 1" descr="Зображення, що містить текст, знімок екрана, Шрифт, дизайн&#10;&#10;Вміст, створений ШІ, може бути неправильним."/>
-            <wp:cNvGraphicFramePr>
-              <a:graphicFrameLocks xmlns:a="http://schemas.openxmlformats.org/drawingml/2006/main" noChangeAspect="1"/>
-            </wp:cNvGraphicFramePr>
-            <a:graphic xmlns:a="http://schemas.openxmlformats.org/drawingml/2006/main">
-              <a:graphicData uri="http://schemas.openxmlformats.org/drawingml/2006/picture">
-                <pic:pic xmlns:pic="http://schemas.openxmlformats.org/drawingml/2006/picture">
-                  <pic:nvPicPr>
-                    <pic:cNvPr id="1391523959" name="Рисунок 1" descr="Зображення, що містить текст, знімок екрана, Шрифт, дизайн&#10;&#10;Вміст, створений ШІ, може бути неправильним."/>
-                    <pic:cNvPicPr/>
-                  </pic:nvPicPr>
-                  <pic:blipFill>
-                    <a:blip r:embed="rId8"/>
-                    <a:stretch>
-                      <a:fillRect/>
-                    </a:stretch>
-                  </pic:blipFill>
-                  <pic:spPr>
-                    <a:xfrm>
-                      <a:off x="0" y="0"/>
-                      <a:ext cx="5731510" cy="3564255"/>
-                    </a:xfrm>
-                    <a:prstGeom prst="rect">
-                      <a:avLst/>
-                    </a:prstGeom>
-                  </pic:spPr>
-                </pic:pic>
-              </a:graphicData>
-            </a:graphic>
-          </wp:inline>
-        </w:drawing>
-      </w:r>
-    </w:p>
-    <w:p>
-      <w:pPr>
-        <w:pStyle w:val="IMG"/>
-        <w:rPr>
-          <w:lang w:val="en-US"/>
-        </w:rPr>
-      </w:pPr>
-      <w:r>
-        <w:t>Рисунок 1.</w:t>
-      </w:r>
-      <w:r>
-        <w:rPr>
-          <w:lang w:val="en-US"/>
-        </w:rPr>
-        <w:t>2</w:t>
-      </w:r>
-      <w:r>
-        <w:t xml:space="preserve"> – </w:t>
-      </w:r>
-      <w:r>
-        <w:t>Авторизація</w:t>
-      </w:r>
-      <w:r>
-        <w:t xml:space="preserve"> в системі через </w:t>
-      </w:r>
-      <w:r>
-        <w:rPr>
-          <w:lang w:val="en-US"/>
-        </w:rPr>
-        <w:t>Google</w:t>
-      </w:r>
-    </w:p>
-    <w:p>
-      <w:pPr>
-        <w:pStyle w:val="P"/>
-        <w:rPr>
-          <w:lang w:val="en-US"/>
-        </w:rPr>
-      </w:pPr>
-    </w:p>
-    <w:p>
-      <w:pPr>
-        <w:pStyle w:val="P"/>
-        <w:rPr>
-          <w:lang w:val="en-US"/>
-        </w:rPr>
-      </w:pPr>
-      <w:r>
-        <w:t>Після</w:t>
-      </w:r>
-      <w:r>
-        <w:t xml:space="preserve"> виконання</w:t>
-      </w:r>
-      <w:r>
-        <w:t xml:space="preserve"> цих кроків сайт має </w:t>
-      </w:r>
-      <w:r>
-        <w:t xml:space="preserve">такий </w:t>
-      </w:r>
-      <w:r>
-        <w:t>вигляд:</w:t>
-      </w:r>
-    </w:p>
-    <w:p>
-      <w:pPr>
-        <w:pStyle w:val="P"/>
-      </w:pPr>
-    </w:p>
-    <w:p>
-      <w:pPr>
-        <w:pStyle w:val="IMG"/>
-      </w:pPr>
-      <w:r>
-        <w:lastRenderedPageBreak/>
-        <w:drawing>
-          <wp:inline distT="0" distB="0" distL="0" distR="0" wp14:anchorId="7E309515" wp14:editId="7962957F">
-            <wp:extent cx="5731510" cy="6532880"/>
-            <wp:effectExtent l="0" t="0" r="2540" b="1270"/>
-            <wp:docPr id="1047240281" name="Рисунок 1" descr="Зображення, що містить текст, знімок екрана, число, програмне забезпечення&#10;&#10;Вміст, створений ШІ, може бути неправильним."/>
-            <wp:cNvGraphicFramePr>
-              <a:graphicFrameLocks xmlns:a="http://schemas.openxmlformats.org/drawingml/2006/main" noChangeAspect="1"/>
-            </wp:cNvGraphicFramePr>
-            <a:graphic xmlns:a="http://schemas.openxmlformats.org/drawingml/2006/main">
-              <a:graphicData uri="http://schemas.openxmlformats.org/drawingml/2006/picture">
-                <pic:pic xmlns:pic="http://schemas.openxmlformats.org/drawingml/2006/picture">
-                  <pic:nvPicPr>
-                    <pic:cNvPr id="1047240281" name="Рисунок 1" descr="Зображення, що містить текст, знімок екрана, число, програмне забезпечення&#10;&#10;Вміст, створений ШІ, може бути неправильним."/>
-                    <pic:cNvPicPr/>
-                  </pic:nvPicPr>
-                  <pic:blipFill>
-                    <a:blip r:embed="rId9"/>
-                    <a:stretch>
-                      <a:fillRect/>
-                    </a:stretch>
-                  </pic:blipFill>
-                  <pic:spPr>
-                    <a:xfrm>
-                      <a:off x="0" y="0"/>
-                      <a:ext cx="5731510" cy="6532880"/>
-                    </a:xfrm>
-                    <a:prstGeom prst="rect">
-                      <a:avLst/>
-                    </a:prstGeom>
-                  </pic:spPr>
-                </pic:pic>
-              </a:graphicData>
-            </a:graphic>
-          </wp:inline>
-        </w:drawing>
-      </w:r>
-    </w:p>
-    <w:p>
-      <w:pPr>
-        <w:pStyle w:val="IMG"/>
-      </w:pPr>
-      <w:r>
-        <w:t>Рисунок 1.</w:t>
-      </w:r>
-      <w:r>
-        <w:t>3</w:t>
-      </w:r>
-      <w:r>
-        <w:t xml:space="preserve"> – Вигляд </w:t>
-      </w:r>
-      <w:r>
-        <w:t>сайту</w:t>
-      </w:r>
-      <w:r>
-        <w:t xml:space="preserve"> </w:t>
-      </w:r>
-      <w:r>
-        <w:rPr>
-          <w:lang w:val="en-US"/>
-        </w:rPr>
-        <w:t xml:space="preserve">Toggl </w:t>
-      </w:r>
-      <w:r>
-        <w:t>після реєстрації</w:t>
-      </w:r>
-    </w:p>
-    <w:p>
-      <w:pPr>
-        <w:pStyle w:val="P"/>
-      </w:pPr>
-    </w:p>
-    <w:p>
-      <w:pPr>
-        <w:pStyle w:val="H2"/>
-      </w:pPr>
-      <w:r>
-        <w:rPr>
-          <w:lang w:val="en-US"/>
-        </w:rPr>
-        <w:t xml:space="preserve">2 </w:t>
-      </w:r>
-      <w:r>
-        <w:t>Відстеження часу</w:t>
-      </w:r>
-    </w:p>
-    <w:p>
-      <w:pPr>
-        <w:pStyle w:val="P"/>
-        <w:rPr>
-          <w:lang w:val="en-US"/>
-        </w:rPr>
-      </w:pPr>
-    </w:p>
-    <w:p>
-      <w:pPr>
-        <w:pStyle w:val="P"/>
-      </w:pPr>
-      <w:r>
-        <w:t xml:space="preserve">Система </w:t>
-      </w:r>
-      <w:r>
-        <w:rPr>
-          <w:lang w:val="en-US"/>
-        </w:rPr>
-        <w:t xml:space="preserve">Toggl </w:t>
-      </w:r>
-      <w:r>
-        <w:t xml:space="preserve">має розділення на проєкти (Англійське </w:t>
-      </w:r>
-      <w:r>
-        <w:rPr>
-          <w:i/>
-          <w:iCs/>
-          <w:lang w:val="en-US"/>
-        </w:rPr>
-        <w:t>projects</w:t>
-      </w:r>
-      <w:r>
-        <w:rPr>
-          <w:lang w:val="en-US"/>
-        </w:rPr>
-        <w:t xml:space="preserve">), </w:t>
-      </w:r>
-      <w:r>
-        <w:t xml:space="preserve">в рамках яких можна виконувати завдання. </w:t>
-      </w:r>
-    </w:p>
-    <w:p>
-      <w:pPr>
-        <w:pStyle w:val="P"/>
-      </w:pPr>
-      <w:r>
-        <w:lastRenderedPageBreak/>
-        <w:t xml:space="preserve">Було створено стандартний проєкт </w:t>
-      </w:r>
-      <w:r>
-        <w:rPr>
-          <w:lang w:val="en-US"/>
-        </w:rPr>
-        <w:t>UP2</w:t>
-      </w:r>
-      <w:r>
-        <w:t xml:space="preserve">, </w:t>
-      </w:r>
-      <w:r>
-        <w:t xml:space="preserve">в якому </w:t>
-      </w:r>
-      <w:r>
-        <w:t>роз</w:t>
-      </w:r>
-      <w:r>
-        <w:t xml:space="preserve">почато завдання: </w:t>
-      </w:r>
-      <w:r>
-        <w:t>відстежува</w:t>
-      </w:r>
-      <w:r>
-        <w:t>ння</w:t>
-      </w:r>
-      <w:r>
-        <w:t xml:space="preserve"> час</w:t>
-      </w:r>
-      <w:r>
-        <w:t>у</w:t>
-      </w:r>
-      <w:r>
-        <w:t xml:space="preserve"> виконання </w:t>
-      </w:r>
-      <w:r>
-        <w:t xml:space="preserve">запустилося </w:t>
-      </w:r>
-      <w:r>
-        <w:t xml:space="preserve">автоматично. </w:t>
-      </w:r>
-    </w:p>
-    <w:p>
-      <w:pPr>
-        <w:pStyle w:val="P"/>
-      </w:pPr>
-      <w:r>
-        <w:t>Також було додано виконане завдання як приклад:</w:t>
-      </w:r>
-    </w:p>
-    <w:p>
-      <w:pPr>
-        <w:pStyle w:val="P"/>
-      </w:pPr>
-    </w:p>
-    <w:p>
-      <w:pPr>
-        <w:pStyle w:val="IMG"/>
-      </w:pPr>
-      <w:r>
-        <w:drawing>
-          <wp:inline distT="0" distB="0" distL="0" distR="0" wp14:anchorId="6325D5AA" wp14:editId="0ED7263D">
-            <wp:extent cx="5731510" cy="6047740"/>
-            <wp:effectExtent l="0" t="0" r="2540" b="0"/>
-            <wp:docPr id="1968862537" name="Рисунок 1" descr="Зображення, що містить текст, знімок екрана, програмне забезпечення, Операційна система&#10;&#10;Вміст, створений ШІ, може бути неправильним."/>
-            <wp:cNvGraphicFramePr>
-              <a:graphicFrameLocks xmlns:a="http://schemas.openxmlformats.org/drawingml/2006/main" noChangeAspect="1"/>
-            </wp:cNvGraphicFramePr>
-            <a:graphic xmlns:a="http://schemas.openxmlformats.org/drawingml/2006/main">
-              <a:graphicData uri="http://schemas.openxmlformats.org/drawingml/2006/picture">
-                <pic:pic xmlns:pic="http://schemas.openxmlformats.org/drawingml/2006/picture">
-                  <pic:nvPicPr>
-                    <pic:cNvPr id="1968862537" name="Рисунок 1" descr="Зображення, що містить текст, знімок екрана, програмне забезпечення, Операційна система&#10;&#10;Вміст, створений ШІ, може бути неправильним."/>
-                    <pic:cNvPicPr/>
-                  </pic:nvPicPr>
-                  <pic:blipFill>
-                    <a:blip r:embed="rId10"/>
-                    <a:stretch>
-                      <a:fillRect/>
-                    </a:stretch>
-                  </pic:blipFill>
-                  <pic:spPr>
-                    <a:xfrm>
-                      <a:off x="0" y="0"/>
-                      <a:ext cx="5731510" cy="6047740"/>
-                    </a:xfrm>
-                    <a:prstGeom prst="rect">
-                      <a:avLst/>
-                    </a:prstGeom>
-                  </pic:spPr>
-                </pic:pic>
-              </a:graphicData>
-            </a:graphic>
-          </wp:inline>
-        </w:drawing>
-      </w:r>
-    </w:p>
-    <w:p>
-      <w:pPr>
-        <w:pStyle w:val="IMG"/>
-      </w:pPr>
-      <w:r>
-        <w:t>Рисунок 1.</w:t>
-      </w:r>
-      <w:r>
-        <w:t>4</w:t>
-      </w:r>
-      <w:r>
-        <w:t xml:space="preserve"> – Вигляд системи після запуску відстежування часу</w:t>
-      </w:r>
-    </w:p>
-    <w:p>
-      <w:pPr>
-        <w:pStyle w:val="IMG"/>
-      </w:pPr>
-    </w:p>
-    <w:p>
-      <w:pPr>
-        <w:pStyle w:val="IMG"/>
-      </w:pPr>
-      <w:r>
-        <w:lastRenderedPageBreak/>
-        <w:drawing>
-          <wp:inline distT="0" distB="0" distL="0" distR="0" wp14:anchorId="025D4CC5" wp14:editId="7F1137A3">
-            <wp:extent cx="5731510" cy="2170430"/>
-            <wp:effectExtent l="0" t="0" r="2540" b="1270"/>
-            <wp:docPr id="1182284434" name="Рисунок 1" descr="Зображення, що містить текст, знімок екрана, Шрифт, дизайн&#10;&#10;Вміст, створений ШІ, може бути неправильним."/>
-            <wp:cNvGraphicFramePr>
-              <a:graphicFrameLocks xmlns:a="http://schemas.openxmlformats.org/drawingml/2006/main" noChangeAspect="1"/>
-            </wp:cNvGraphicFramePr>
-            <a:graphic xmlns:a="http://schemas.openxmlformats.org/drawingml/2006/main">
-              <a:graphicData uri="http://schemas.openxmlformats.org/drawingml/2006/picture">
-                <pic:pic xmlns:pic="http://schemas.openxmlformats.org/drawingml/2006/picture">
-                  <pic:nvPicPr>
-                    <pic:cNvPr id="1182284434" name="Рисунок 1" descr="Зображення, що містить текст, знімок екрана, Шрифт, дизайн&#10;&#10;Вміст, створений ШІ, може бути неправильним."/>
-                    <pic:cNvPicPr/>
-                  </pic:nvPicPr>
-                  <pic:blipFill>
-                    <a:blip r:embed="rId11"/>
-                    <a:stretch>
-                      <a:fillRect/>
-                    </a:stretch>
-                  </pic:blipFill>
-                  <pic:spPr>
-                    <a:xfrm>
-                      <a:off x="0" y="0"/>
-                      <a:ext cx="5731510" cy="2170430"/>
-                    </a:xfrm>
-                    <a:prstGeom prst="rect">
-                      <a:avLst/>
-                    </a:prstGeom>
-                  </pic:spPr>
-                </pic:pic>
-              </a:graphicData>
-            </a:graphic>
-          </wp:inline>
-        </w:drawing>
-      </w:r>
-    </w:p>
-    <w:p>
-      <w:pPr>
-        <w:pStyle w:val="IMG"/>
-      </w:pPr>
-      <w:r>
-        <w:t>Рисунок 1.</w:t>
-      </w:r>
-      <w:r>
-        <w:t>5</w:t>
-      </w:r>
-      <w:r>
-        <w:t xml:space="preserve"> – Створене завдання-приклад</w:t>
-      </w:r>
-    </w:p>
-    <w:p>
-      <w:pPr>
-        <w:pStyle w:val="P"/>
-      </w:pPr>
-    </w:p>
-    <w:p>
-      <w:pPr>
-        <w:pStyle w:val="P"/>
-      </w:pPr>
-      <w:r>
-        <w:t>Під час виконання цієї роботи таймер було запущено, в кінці було отримано такі завдання:</w:t>
-      </w:r>
-    </w:p>
-    <w:p>
-      <w:pPr>
-        <w:pStyle w:val="P"/>
-      </w:pPr>
-    </w:p>
-    <w:p>
-      <w:pPr>
-        <w:pStyle w:val="IMG"/>
-      </w:pPr>
-      <w:r>
-        <w:drawing>
-          <wp:inline distT="0" distB="0" distL="0" distR="0" wp14:anchorId="7D6F38DE" wp14:editId="1C960187">
-            <wp:extent cx="5731510" cy="3881120"/>
-            <wp:effectExtent l="0" t="0" r="2540" b="5080"/>
-            <wp:docPr id="1034835685" name="Рисунок 1" descr="Зображення, що містить текст, знімок екрана, Шрифт, число&#10;&#10;Вміст, створений ШІ, може бути неправильним."/>
-            <wp:cNvGraphicFramePr>
-              <a:graphicFrameLocks xmlns:a="http://schemas.openxmlformats.org/drawingml/2006/main" noChangeAspect="1"/>
-            </wp:cNvGraphicFramePr>
-            <a:graphic xmlns:a="http://schemas.openxmlformats.org/drawingml/2006/main">
-              <a:graphicData uri="http://schemas.openxmlformats.org/drawingml/2006/picture">
-                <pic:pic xmlns:pic="http://schemas.openxmlformats.org/drawingml/2006/picture">
-                  <pic:nvPicPr>
-                    <pic:cNvPr id="1034835685" name="Рисунок 1" descr="Зображення, що містить текст, знімок екрана, Шрифт, число&#10;&#10;Вміст, створений ШІ, може бути неправильним."/>
-                    <pic:cNvPicPr/>
-                  </pic:nvPicPr>
-                  <pic:blipFill>
-                    <a:blip r:embed="rId12"/>
-                    <a:stretch>
-                      <a:fillRect/>
-                    </a:stretch>
-                  </pic:blipFill>
-                  <pic:spPr>
-                    <a:xfrm>
-                      <a:off x="0" y="0"/>
-                      <a:ext cx="5731510" cy="3881120"/>
-                    </a:xfrm>
-                    <a:prstGeom prst="rect">
-                      <a:avLst/>
-                    </a:prstGeom>
-                  </pic:spPr>
-                </pic:pic>
-              </a:graphicData>
-            </a:graphic>
-          </wp:inline>
-        </w:drawing>
-      </w:r>
-    </w:p>
-    <w:p>
-      <w:pPr>
-        <w:pStyle w:val="IMG"/>
-      </w:pPr>
-      <w:r>
-        <w:t>Рисунок 1.</w:t>
-      </w:r>
-      <w:r>
-        <w:t>6</w:t>
-      </w:r>
-      <w:r>
-        <w:t xml:space="preserve"> – Отримані завдання та часи їх виконання після завершення роботи</w:t>
-      </w:r>
-    </w:p>
-    <w:p>
-      <w:pPr>
-        <w:pStyle w:val="P"/>
-      </w:pPr>
-    </w:p>
-    <w:p>
-      <w:pPr>
-        <w:pStyle w:val="H1"/>
-        <w:rPr>
-          <w:lang w:val="en-US"/>
-        </w:rPr>
-      </w:pPr>
-      <w:r>
-        <w:lastRenderedPageBreak/>
-        <w:t>Питання</w:t>
-      </w:r>
-    </w:p>
-    <w:p>
-      <w:pPr>
-        <w:pStyle w:val="H2"/>
-      </w:pPr>
-      <w:r>
-        <w:rPr>
-          <w:lang w:val="en-US"/>
-        </w:rPr>
-        <w:t>Навіщо необхідні системи обліку та контролю робочого</w:t>
-      </w:r>
-      <w:r>
-        <w:rPr>
-          <w:lang w:val="en-US"/>
-        </w:rPr>
-        <w:t xml:space="preserve"> </w:t>
-      </w:r>
-      <w:r>
-        <w:rPr>
-          <w:lang w:val="en-US"/>
-        </w:rPr>
-        <w:t>часу?</w:t>
-      </w:r>
-    </w:p>
-    <w:p>
-      <w:pPr>
-        <w:pStyle w:val="P"/>
-      </w:pPr>
-    </w:p>
-    <w:p>
-      <w:pPr>
-        <w:pStyle w:val="P"/>
-      </w:pPr>
-      <w:r>
-        <w:t xml:space="preserve">Системи контролю часу можуть бути корисними для відстеження кількості часу, витраченої на </w:t>
-      </w:r>
-      <w:r>
-        <w:t>окремі</w:t>
-      </w:r>
-      <w:r>
-        <w:t xml:space="preserve"> завдання </w:t>
-      </w:r>
-      <w:r>
-        <w:t xml:space="preserve">чи </w:t>
-      </w:r>
-      <w:r>
-        <w:t xml:space="preserve">проєкти. </w:t>
-      </w:r>
-    </w:p>
-    <w:p>
-      <w:pPr>
-        <w:pStyle w:val="P"/>
-      </w:pPr>
-      <w:r>
-        <w:t xml:space="preserve">Деякі такі системи мають вбудовані додатки у інтегровані середовища розробки (Англійське </w:t>
-      </w:r>
-      <w:r>
-        <w:rPr>
-          <w:i/>
-          <w:iCs/>
-          <w:lang w:val="en-US"/>
-        </w:rPr>
-        <w:t>IDE</w:t>
-      </w:r>
-      <w:r>
-        <w:rPr>
-          <w:lang w:val="en-US"/>
-        </w:rPr>
-        <w:t>)</w:t>
-      </w:r>
-      <w:r>
-        <w:t xml:space="preserve"> і дозволяють також відстежувати кількість часу, витрачену використовуючи певну мову програмування.</w:t>
-      </w:r>
-    </w:p>
-    <w:p>
-      <w:pPr>
-        <w:pStyle w:val="P"/>
-      </w:pPr>
-      <w:r>
-        <w:t>Також системи обліку часу можна використовувати як застосунки керування завданнями.</w:t>
-      </w:r>
-    </w:p>
-    <w:p>
-      <w:pPr>
-        <w:pStyle w:val="P"/>
-      </w:pPr>
-    </w:p>
-    <w:p>
-      <w:pPr>
-        <w:pStyle w:val="H2"/>
-      </w:pPr>
-      <w:r>
-        <w:rPr>
-          <w:lang w:val="en-US"/>
-        </w:rPr>
-        <w:t>Які функції</w:t>
-      </w:r>
-      <w:r>
-        <w:rPr>
-          <w:lang w:val="en-US"/>
-        </w:rPr>
-        <w:t xml:space="preserve"> </w:t>
-      </w:r>
-      <w:r>
-        <w:rPr>
-          <w:lang w:val="en-US"/>
-        </w:rPr>
-        <w:t>можуть</w:t>
-      </w:r>
-      <w:r>
-        <w:rPr>
-          <w:lang w:val="en-US"/>
-        </w:rPr>
-        <w:t xml:space="preserve"> </w:t>
-      </w:r>
-      <w:r>
-        <w:rPr>
-          <w:lang w:val="en-US"/>
-        </w:rPr>
-        <w:t>мати системи обліку робочого часу?</w:t>
-      </w:r>
-    </w:p>
-    <w:p>
-      <w:pPr>
-        <w:pStyle w:val="P"/>
-      </w:pPr>
-    </w:p>
-    <w:p>
-      <w:pPr>
-        <w:pStyle w:val="P"/>
-      </w:pPr>
-      <w:r>
-        <w:t>Основними функціями систем обліку часу є можливість додавання завдань та відстеження часу їх виконання. Для цього такі системи використовують таймери, які користувач може запустити на початку виконання завдання і закінчити після завершення.</w:t>
-      </w:r>
-    </w:p>
-    <w:p>
-      <w:pPr>
-        <w:pStyle w:val="P"/>
-      </w:pPr>
-      <w:r>
-        <w:t xml:space="preserve">Розглянута система обліку часу </w:t>
-      </w:r>
-      <w:r>
-        <w:rPr>
-          <w:lang w:val="en-US"/>
-        </w:rPr>
-        <w:t xml:space="preserve">Toggl </w:t>
-      </w:r>
-      <w:r>
-        <w:t>працює так само.</w:t>
-      </w:r>
-    </w:p>
-    <w:p>
-      <w:pPr>
-        <w:pStyle w:val="P"/>
-      </w:pPr>
-    </w:p>
-    <w:p>
-      <w:pPr>
-        <w:pStyle w:val="H2"/>
-      </w:pPr>
-      <w:r>
-        <w:rPr>
-          <w:lang w:val="en-US"/>
-        </w:rPr>
-        <w:t>Опишіть техніку управління часом Pomodoro.</w:t>
-      </w:r>
-    </w:p>
-    <w:p>
-      <w:pPr>
-        <w:pStyle w:val="P"/>
-      </w:pPr>
-    </w:p>
-    <w:p>
-      <w:pPr>
-        <w:pStyle w:val="P"/>
-      </w:pPr>
-      <w:r>
-        <w:rPr>
-          <w:lang w:val="en-US"/>
-        </w:rPr>
-        <w:t xml:space="preserve">Pomodoro </w:t>
-      </w:r>
-      <w:r>
-        <w:t>є технікою керування часом, яка розбиває роботу над завданням на коротші інтервали з різним часом відпочинку. Стандартною схемою Помодоро є</w:t>
-      </w:r>
-      <w:r>
-        <w:rPr>
-          <w:lang w:val="en-US"/>
-        </w:rPr>
-        <w:t xml:space="preserve"> 25/5 (</w:t>
-      </w:r>
-      <w:r>
-        <w:t>25 хвилин праці, 5 хвилин відпочинку)</w:t>
-      </w:r>
-      <w:r>
-        <w:t>.</w:t>
-      </w:r>
-    </w:p>
-    <w:p>
-      <w:pPr>
-        <w:pStyle w:val="P"/>
-      </w:pPr>
-      <w:r>
-        <w:t xml:space="preserve">Метод </w:t>
-      </w:r>
-      <w:r>
-        <w:t>виконується</w:t>
-      </w:r>
-      <w:r>
-        <w:t xml:space="preserve"> так</w:t>
-      </w:r>
-      <w:r>
-        <w:t>:</w:t>
+        <w:t>;</w:t>
       </w:r>
     </w:p>
     <w:p>
@@ -1401,84 +684,456 @@
         <w:pStyle w:val="P"/>
         <w:numPr>
           <w:ilvl w:val="0"/>
-          <w:numId w:val="5"/>
+          <w:numId w:val="7"/>
         </w:numPr>
       </w:pPr>
       <w:r>
-        <w:t>Запустити таймер на 25 хвилин, працювати в цей час;</w:t>
-      </w:r>
-    </w:p>
-    <w:p>
-      <w:pPr>
-        <w:pStyle w:val="P"/>
-        <w:numPr>
-          <w:ilvl w:val="0"/>
-          <w:numId w:val="5"/>
-        </w:numPr>
-      </w:pPr>
-      <w:r>
-        <w:t>Під час перерви у 5 хвилин відпочити;</w:t>
-      </w:r>
-    </w:p>
-    <w:p>
-      <w:pPr>
-        <w:pStyle w:val="P"/>
-        <w:numPr>
-          <w:ilvl w:val="0"/>
-          <w:numId w:val="5"/>
-        </w:numPr>
-      </w:pPr>
-      <w:r>
-        <w:t>Продовжити працювати, зазвичай 4 таких цикли</w:t>
-      </w:r>
-      <w:r>
-        <w:t>;</w:t>
-      </w:r>
-    </w:p>
-    <w:p>
-      <w:pPr>
-        <w:pStyle w:val="P"/>
-        <w:numPr>
-          <w:ilvl w:val="0"/>
-          <w:numId w:val="5"/>
-        </w:numPr>
-      </w:pPr>
-      <w:r>
-        <w:lastRenderedPageBreak/>
-        <w:t>Після четвертого циклу взяти довшу перерву, зазвичай 20 хвилин.</w:t>
-      </w:r>
-    </w:p>
-    <w:p>
-      <w:pPr>
-        <w:pStyle w:val="P"/>
-      </w:pPr>
-      <w:r>
-        <w:t xml:space="preserve">Джерело: </w:t>
-      </w:r>
-      <w:hyperlink r:id="rId13" w:history="1">
-        <w:r>
-          <w:rPr>
-            <w:rStyle w:val="a4"/>
-            <w:lang w:val="en-US"/>
-          </w:rPr>
-          <w:t>Pomodoro Technique –</w:t>
-        </w:r>
+        <w:rPr>
+          <w:lang w:val="en-US"/>
+        </w:rPr>
+        <w:t>Bolls.Life</w:t>
+      </w:r>
+      <w:r>
+        <w:t xml:space="preserve">: </w:t>
+      </w:r>
+      <w:hyperlink r:id="rId7" w:history="1">
         <w:r>
           <w:rPr>
             <w:rStyle w:val="a4"/>
           </w:rPr>
-          <w:t xml:space="preserve"> </w:t>
+          <w:t>веб-застосунок</w:t>
         </w:r>
+      </w:hyperlink>
+      <w:r>
+        <w:t>;</w:t>
+      </w:r>
+    </w:p>
+    <w:p>
+      <w:pPr>
+        <w:pStyle w:val="P"/>
+        <w:numPr>
+          <w:ilvl w:val="0"/>
+          <w:numId w:val="7"/>
+        </w:numPr>
+      </w:pPr>
+      <w:r>
+        <w:rPr>
+          <w:lang w:val="en-US"/>
+        </w:rPr>
+        <w:t xml:space="preserve">Literal Word: </w:t>
+      </w:r>
+      <w:hyperlink r:id="rId8" w:history="1">
         <w:r>
           <w:rPr>
             <w:rStyle w:val="a4"/>
-            <w:lang w:val="en-US"/>
           </w:rPr>
-          <w:t>Wikipedia</w:t>
+          <w:t>вебсайт розробників</w:t>
         </w:r>
       </w:hyperlink>
       <w:r>
+        <w:t xml:space="preserve">, </w:t>
+      </w:r>
+      <w:r>
+        <w:t xml:space="preserve">та </w:t>
+      </w:r>
+      <w:hyperlink r:id="rId9" w:history="1">
+        <w:r>
+          <w:rPr>
+            <w:rStyle w:val="a4"/>
+          </w:rPr>
+          <w:t>аналогічний пошук</w:t>
+        </w:r>
+      </w:hyperlink>
+      <w:r>
         <w:t>.</w:t>
+      </w:r>
+    </w:p>
+    <w:p>
+      <w:pPr>
+        <w:pStyle w:val="P"/>
+      </w:pPr>
+    </w:p>
+    <w:p>
+      <w:pPr>
+        <w:pStyle w:val="H2"/>
+      </w:pPr>
+      <w:r>
+        <w:lastRenderedPageBreak/>
+        <w:t>2 Створення карт</w:t>
+      </w:r>
+    </w:p>
+    <w:p>
+      <w:pPr>
+        <w:pStyle w:val="P"/>
+      </w:pPr>
+    </w:p>
+    <w:p>
+      <w:pPr>
+        <w:pStyle w:val="P"/>
+      </w:pPr>
+      <w:r>
+        <w:t>Для цього завдання обрано другий варіант застосунку</w:t>
+      </w:r>
+      <w:r>
+        <w:t xml:space="preserve"> – </w:t>
+      </w:r>
+      <w:r>
+        <w:t>аналог</w:t>
+      </w:r>
+      <w:r>
+        <w:t xml:space="preserve"> </w:t>
+      </w:r>
+      <w:r>
+        <w:rPr>
+          <w:lang w:val="en-US"/>
+        </w:rPr>
+        <w:t xml:space="preserve">Literal Word </w:t>
+      </w:r>
+      <w:r>
+        <w:t>з такими можливостями:</w:t>
+      </w:r>
+    </w:p>
+    <w:p>
+      <w:pPr>
+        <w:pStyle w:val="P"/>
+        <w:numPr>
+          <w:ilvl w:val="0"/>
+          <w:numId w:val="7"/>
+        </w:numPr>
+      </w:pPr>
+      <w:r>
+        <w:t>Пошук;</w:t>
+      </w:r>
+    </w:p>
+    <w:p>
+      <w:pPr>
+        <w:pStyle w:val="P"/>
+        <w:numPr>
+          <w:ilvl w:val="0"/>
+          <w:numId w:val="7"/>
+        </w:numPr>
+      </w:pPr>
+      <w:r>
+        <w:t>Синхронізація;</w:t>
+      </w:r>
+    </w:p>
+    <w:p>
+      <w:pPr>
+        <w:pStyle w:val="P"/>
+        <w:numPr>
+          <w:ilvl w:val="0"/>
+          <w:numId w:val="7"/>
+        </w:numPr>
+      </w:pPr>
+      <w:r>
+        <w:t>Офлайн-доступ;</w:t>
+      </w:r>
+    </w:p>
+    <w:p>
+      <w:pPr>
+        <w:pStyle w:val="P"/>
+        <w:numPr>
+          <w:ilvl w:val="0"/>
+          <w:numId w:val="7"/>
+        </w:numPr>
+      </w:pPr>
+      <w:r>
+        <w:t xml:space="preserve">Кольорове </w:t>
+      </w:r>
+      <w:r>
+        <w:t xml:space="preserve">підсвічування </w:t>
+      </w:r>
+      <w:r>
+        <w:t>уривків</w:t>
+      </w:r>
+      <w:r>
+        <w:t>;</w:t>
+      </w:r>
+    </w:p>
+    <w:p>
+      <w:pPr>
+        <w:pStyle w:val="P"/>
+        <w:numPr>
+          <w:ilvl w:val="0"/>
+          <w:numId w:val="7"/>
+        </w:numPr>
+      </w:pPr>
+      <w:r>
+        <w:t>Власні к</w:t>
+      </w:r>
+      <w:r>
+        <w:t>оментарі до уривків;</w:t>
+      </w:r>
+    </w:p>
+    <w:p>
+      <w:pPr>
+        <w:pStyle w:val="P"/>
+        <w:numPr>
+          <w:ilvl w:val="0"/>
+          <w:numId w:val="7"/>
+        </w:numPr>
+      </w:pPr>
+      <w:r>
+        <w:t>Додавання віршів до закладок;</w:t>
+      </w:r>
+    </w:p>
+    <w:p>
+      <w:pPr>
+        <w:pStyle w:val="P"/>
+        <w:numPr>
+          <w:ilvl w:val="0"/>
+          <w:numId w:val="7"/>
+        </w:numPr>
+      </w:pPr>
+      <w:r>
+        <w:t>Налаштування</w:t>
+      </w:r>
+      <w:r>
+        <w:t xml:space="preserve"> відображення</w:t>
+      </w:r>
+      <w:r>
+        <w:t>:</w:t>
+      </w:r>
+    </w:p>
+    <w:p>
+      <w:pPr>
+        <w:pStyle w:val="P"/>
+        <w:numPr>
+          <w:ilvl w:val="1"/>
+          <w:numId w:val="7"/>
+        </w:numPr>
+      </w:pPr>
+      <w:r>
+        <w:t>Розміщення вірш-за-віршем</w:t>
+      </w:r>
+      <w:r>
+        <w:rPr>
+          <w:lang w:val="en-US"/>
+        </w:rPr>
+        <w:t xml:space="preserve"> (</w:t>
+      </w:r>
+      <w:r>
+        <w:t xml:space="preserve">Англійське </w:t>
+      </w:r>
+      <w:r>
+        <w:rPr>
+          <w:i/>
+          <w:iCs/>
+          <w:lang w:val="en-US"/>
+        </w:rPr>
+        <w:t>verse by verse</w:t>
+      </w:r>
+      <w:r>
+        <w:t>);</w:t>
+      </w:r>
+    </w:p>
+    <w:p>
+      <w:pPr>
+        <w:pStyle w:val="P"/>
+        <w:numPr>
+          <w:ilvl w:val="1"/>
+          <w:numId w:val="7"/>
+        </w:numPr>
+      </w:pPr>
+      <w:r>
+        <w:t xml:space="preserve">Перемикання зносок (Англійське </w:t>
+      </w:r>
+      <w:r>
+        <w:rPr>
+          <w:i/>
+          <w:iCs/>
+          <w:lang w:val="en-US"/>
+        </w:rPr>
+        <w:t>footnotes</w:t>
+      </w:r>
+      <w:r>
+        <w:rPr>
+          <w:lang w:val="en-US"/>
+        </w:rPr>
+        <w:t>)</w:t>
+      </w:r>
+      <w:r>
+        <w:t>;</w:t>
+      </w:r>
+    </w:p>
+    <w:p>
+      <w:pPr>
+        <w:pStyle w:val="P"/>
+        <w:numPr>
+          <w:ilvl w:val="1"/>
+          <w:numId w:val="7"/>
+        </w:numPr>
+      </w:pPr>
+      <w:r>
+        <w:t xml:space="preserve">Перемикання перехресних посилань (Англійське </w:t>
+      </w:r>
+      <w:r>
+        <w:rPr>
+          <w:i/>
+          <w:iCs/>
+          <w:lang w:val="en-US"/>
+        </w:rPr>
+        <w:t>cross-references</w:t>
+      </w:r>
+      <w:r>
+        <w:rPr>
+          <w:lang w:val="en-US"/>
+        </w:rPr>
+        <w:t>);</w:t>
+      </w:r>
+    </w:p>
+    <w:p>
+      <w:pPr>
+        <w:pStyle w:val="P"/>
+        <w:numPr>
+          <w:ilvl w:val="1"/>
+          <w:numId w:val="7"/>
+        </w:numPr>
+      </w:pPr>
+      <w:r>
+        <w:t xml:space="preserve">Перемикання червоного тексту (Англійське </w:t>
+      </w:r>
+      <w:r>
+        <w:rPr>
+          <w:i/>
+          <w:iCs/>
+          <w:lang w:val="en-US"/>
+        </w:rPr>
+        <w:t>Red Letter</w:t>
+      </w:r>
+      <w:r>
+        <w:rPr>
+          <w:lang w:val="en-US"/>
+        </w:rPr>
+        <w:t>);</w:t>
+      </w:r>
+    </w:p>
+    <w:p>
+      <w:pPr>
+        <w:pStyle w:val="P"/>
+        <w:numPr>
+          <w:ilvl w:val="1"/>
+          <w:numId w:val="7"/>
+        </w:numPr>
+      </w:pPr>
+      <w:r>
+        <w:t xml:space="preserve">Перемикання заголовків (Англійське </w:t>
+      </w:r>
+      <w:r>
+        <w:rPr>
+          <w:i/>
+          <w:iCs/>
+          <w:lang w:val="en-US"/>
+        </w:rPr>
+        <w:t>headings</w:t>
+      </w:r>
+      <w:r>
+        <w:rPr>
+          <w:lang w:val="en-US"/>
+        </w:rPr>
+        <w:t>)</w:t>
+      </w:r>
+      <w:r>
+        <w:t>.</w:t>
+      </w:r>
+    </w:p>
+    <w:p>
+      <w:pPr>
+        <w:pStyle w:val="P"/>
+        <w:numPr>
+          <w:ilvl w:val="0"/>
+          <w:numId w:val="7"/>
+        </w:numPr>
+      </w:pPr>
+      <w:r>
+        <w:t>Налаштування тексту:</w:t>
+      </w:r>
+    </w:p>
+    <w:p>
+      <w:pPr>
+        <w:pStyle w:val="P"/>
+        <w:numPr>
+          <w:ilvl w:val="1"/>
+          <w:numId w:val="7"/>
+        </w:numPr>
+      </w:pPr>
+      <w:r>
+        <w:t>Зміна розміру шрифту;</w:t>
+      </w:r>
+    </w:p>
+    <w:p>
+      <w:pPr>
+        <w:pStyle w:val="P"/>
+        <w:numPr>
+          <w:ilvl w:val="1"/>
+          <w:numId w:val="7"/>
+        </w:numPr>
+      </w:pPr>
+      <w:r>
+        <w:t>Зміна типу шрифту;</w:t>
+      </w:r>
+    </w:p>
+    <w:p>
+      <w:pPr>
+        <w:pStyle w:val="P"/>
+        <w:numPr>
+          <w:ilvl w:val="1"/>
+          <w:numId w:val="7"/>
+        </w:numPr>
+      </w:pPr>
+      <w:r>
+        <w:t>Перемикач вирівнювання тексту по ширині</w:t>
+      </w:r>
+      <w:r>
+        <w:t>.</w:t>
+      </w:r>
+    </w:p>
+    <w:p>
+      <w:pPr>
+        <w:pStyle w:val="P"/>
+        <w:numPr>
+          <w:ilvl w:val="0"/>
+          <w:numId w:val="7"/>
+        </w:numPr>
+      </w:pPr>
+      <w:r>
+        <w:t>Зміна теми застосунку</w:t>
+      </w:r>
+      <w:r>
+        <w:t>;</w:t>
+      </w:r>
+    </w:p>
+    <w:p>
+      <w:pPr>
+        <w:pStyle w:val="P"/>
+        <w:numPr>
+          <w:ilvl w:val="0"/>
+          <w:numId w:val="7"/>
+        </w:numPr>
+      </w:pPr>
+      <w:r>
+        <w:t>Зміна перекладу Біблії.</w:t>
+      </w:r>
+    </w:p>
+    <w:p>
+      <w:pPr>
+        <w:pStyle w:val="P"/>
+      </w:pPr>
+    </w:p>
+    <w:p>
+      <w:pPr>
+        <w:pStyle w:val="P"/>
+      </w:pPr>
+    </w:p>
+    <w:p>
+      <w:pPr>
+        <w:pStyle w:val="H1"/>
+        <w:rPr>
+          <w:lang w:val="en-US"/>
+        </w:rPr>
+      </w:pPr>
+      <w:r>
+        <w:t>Питання</w:t>
       </w:r>
     </w:p>
     <w:sectPr>
@@ -1672,6 +1327,119 @@
     </w:lvl>
   </w:abstractNum>
   <w:abstractNum w:abstractNumId="2" w15:restartNumberingAfterBreak="0">
+    <w:nsid w:val="47990B94"/>
+    <w:multiLevelType w:val="hybridMultilevel"/>
+    <w:tmpl w:val="AA2499B8"/>
+    <w:lvl w:ilvl="0" w:tplc="19E27096">
+      <w:start w:val="1"/>
+      <w:numFmt w:val="bullet"/>
+      <w:lvlText w:val="-"/>
+      <w:lvlJc w:val="left"/>
+      <w:pPr>
+        <w:ind w:left="1211" w:hanging="360"/>
+      </w:pPr>
+      <w:rPr>
+        <w:rFonts w:ascii="Times New Roman" w:eastAsia="Times New Roman" w:hAnsi="Times New Roman" w:cs="Times New Roman" w:hint="default"/>
+      </w:rPr>
+    </w:lvl>
+    <w:lvl w:ilvl="1" w:tplc="04220003">
+      <w:start w:val="1"/>
+      <w:numFmt w:val="bullet"/>
+      <w:lvlText w:val="o"/>
+      <w:lvlJc w:val="left"/>
+      <w:pPr>
+        <w:ind w:left="1931" w:hanging="360"/>
+      </w:pPr>
+      <w:rPr>
+        <w:rFonts w:ascii="Courier New" w:hAnsi="Courier New" w:cs="Courier New" w:hint="default"/>
+      </w:rPr>
+    </w:lvl>
+    <w:lvl w:ilvl="2" w:tplc="04220005" w:tentative="1">
+      <w:start w:val="1"/>
+      <w:numFmt w:val="bullet"/>
+      <w:lvlText w:val=""/>
+      <w:lvlJc w:val="left"/>
+      <w:pPr>
+        <w:ind w:left="2651" w:hanging="360"/>
+      </w:pPr>
+      <w:rPr>
+        <w:rFonts w:ascii="Wingdings" w:hAnsi="Wingdings" w:hint="default"/>
+      </w:rPr>
+    </w:lvl>
+    <w:lvl w:ilvl="3" w:tplc="04220001" w:tentative="1">
+      <w:start w:val="1"/>
+      <w:numFmt w:val="bullet"/>
+      <w:lvlText w:val=""/>
+      <w:lvlJc w:val="left"/>
+      <w:pPr>
+        <w:ind w:left="3371" w:hanging="360"/>
+      </w:pPr>
+      <w:rPr>
+        <w:rFonts w:ascii="Symbol" w:hAnsi="Symbol" w:hint="default"/>
+      </w:rPr>
+    </w:lvl>
+    <w:lvl w:ilvl="4" w:tplc="04220003" w:tentative="1">
+      <w:start w:val="1"/>
+      <w:numFmt w:val="bullet"/>
+      <w:lvlText w:val="o"/>
+      <w:lvlJc w:val="left"/>
+      <w:pPr>
+        <w:ind w:left="4091" w:hanging="360"/>
+      </w:pPr>
+      <w:rPr>
+        <w:rFonts w:ascii="Courier New" w:hAnsi="Courier New" w:cs="Courier New" w:hint="default"/>
+      </w:rPr>
+    </w:lvl>
+    <w:lvl w:ilvl="5" w:tplc="04220005" w:tentative="1">
+      <w:start w:val="1"/>
+      <w:numFmt w:val="bullet"/>
+      <w:lvlText w:val=""/>
+      <w:lvlJc w:val="left"/>
+      <w:pPr>
+        <w:ind w:left="4811" w:hanging="360"/>
+      </w:pPr>
+      <w:rPr>
+        <w:rFonts w:ascii="Wingdings" w:hAnsi="Wingdings" w:hint="default"/>
+      </w:rPr>
+    </w:lvl>
+    <w:lvl w:ilvl="6" w:tplc="04220001" w:tentative="1">
+      <w:start w:val="1"/>
+      <w:numFmt w:val="bullet"/>
+      <w:lvlText w:val=""/>
+      <w:lvlJc w:val="left"/>
+      <w:pPr>
+        <w:ind w:left="5531" w:hanging="360"/>
+      </w:pPr>
+      <w:rPr>
+        <w:rFonts w:ascii="Symbol" w:hAnsi="Symbol" w:hint="default"/>
+      </w:rPr>
+    </w:lvl>
+    <w:lvl w:ilvl="7" w:tplc="04220003" w:tentative="1">
+      <w:start w:val="1"/>
+      <w:numFmt w:val="bullet"/>
+      <w:lvlText w:val="o"/>
+      <w:lvlJc w:val="left"/>
+      <w:pPr>
+        <w:ind w:left="6251" w:hanging="360"/>
+      </w:pPr>
+      <w:rPr>
+        <w:rFonts w:ascii="Courier New" w:hAnsi="Courier New" w:cs="Courier New" w:hint="default"/>
+      </w:rPr>
+    </w:lvl>
+    <w:lvl w:ilvl="8" w:tplc="04220005" w:tentative="1">
+      <w:start w:val="1"/>
+      <w:numFmt w:val="bullet"/>
+      <w:lvlText w:val=""/>
+      <w:lvlJc w:val="left"/>
+      <w:pPr>
+        <w:ind w:left="6971" w:hanging="360"/>
+      </w:pPr>
+      <w:rPr>
+        <w:rFonts w:ascii="Wingdings" w:hAnsi="Wingdings" w:hint="default"/>
+      </w:rPr>
+    </w:lvl>
+  </w:abstractNum>
+  <w:abstractNum w:abstractNumId="3" w15:restartNumberingAfterBreak="0">
     <w:nsid w:val="48EC40D5"/>
     <w:multiLevelType w:val="hybridMultilevel"/>
     <w:tmpl w:val="A5867A56"/>
@@ -1760,7 +1528,96 @@
       </w:pPr>
     </w:lvl>
   </w:abstractNum>
-  <w:abstractNum w:abstractNumId="3" w15:restartNumberingAfterBreak="0">
+  <w:abstractNum w:abstractNumId="4" w15:restartNumberingAfterBreak="0">
+    <w:nsid w:val="59E57769"/>
+    <w:multiLevelType w:val="hybridMultilevel"/>
+    <w:tmpl w:val="F91648CA"/>
+    <w:lvl w:ilvl="0" w:tplc="D6C020BA">
+      <w:start w:val="1"/>
+      <w:numFmt w:val="decimal"/>
+      <w:lvlText w:val="%1."/>
+      <w:lvlJc w:val="left"/>
+      <w:pPr>
+        <w:ind w:left="1211" w:hanging="360"/>
+      </w:pPr>
+      <w:rPr>
+        <w:rFonts w:hint="default"/>
+      </w:rPr>
+    </w:lvl>
+    <w:lvl w:ilvl="1" w:tplc="04220019" w:tentative="1">
+      <w:start w:val="1"/>
+      <w:numFmt w:val="lowerLetter"/>
+      <w:lvlText w:val="%2."/>
+      <w:lvlJc w:val="left"/>
+      <w:pPr>
+        <w:ind w:left="1931" w:hanging="360"/>
+      </w:pPr>
+    </w:lvl>
+    <w:lvl w:ilvl="2" w:tplc="0422001B" w:tentative="1">
+      <w:start w:val="1"/>
+      <w:numFmt w:val="lowerRoman"/>
+      <w:lvlText w:val="%3."/>
+      <w:lvlJc w:val="right"/>
+      <w:pPr>
+        <w:ind w:left="2651" w:hanging="180"/>
+      </w:pPr>
+    </w:lvl>
+    <w:lvl w:ilvl="3" w:tplc="0422000F" w:tentative="1">
+      <w:start w:val="1"/>
+      <w:numFmt w:val="decimal"/>
+      <w:lvlText w:val="%4."/>
+      <w:lvlJc w:val="left"/>
+      <w:pPr>
+        <w:ind w:left="3371" w:hanging="360"/>
+      </w:pPr>
+    </w:lvl>
+    <w:lvl w:ilvl="4" w:tplc="04220019" w:tentative="1">
+      <w:start w:val="1"/>
+      <w:numFmt w:val="lowerLetter"/>
+      <w:lvlText w:val="%5."/>
+      <w:lvlJc w:val="left"/>
+      <w:pPr>
+        <w:ind w:left="4091" w:hanging="360"/>
+      </w:pPr>
+    </w:lvl>
+    <w:lvl w:ilvl="5" w:tplc="0422001B" w:tentative="1">
+      <w:start w:val="1"/>
+      <w:numFmt w:val="lowerRoman"/>
+      <w:lvlText w:val="%6."/>
+      <w:lvlJc w:val="right"/>
+      <w:pPr>
+        <w:ind w:left="4811" w:hanging="180"/>
+      </w:pPr>
+    </w:lvl>
+    <w:lvl w:ilvl="6" w:tplc="0422000F" w:tentative="1">
+      <w:start w:val="1"/>
+      <w:numFmt w:val="decimal"/>
+      <w:lvlText w:val="%7."/>
+      <w:lvlJc w:val="left"/>
+      <w:pPr>
+        <w:ind w:left="5531" w:hanging="360"/>
+      </w:pPr>
+    </w:lvl>
+    <w:lvl w:ilvl="7" w:tplc="04220019" w:tentative="1">
+      <w:start w:val="1"/>
+      <w:numFmt w:val="lowerLetter"/>
+      <w:lvlText w:val="%8."/>
+      <w:lvlJc w:val="left"/>
+      <w:pPr>
+        <w:ind w:left="6251" w:hanging="360"/>
+      </w:pPr>
+    </w:lvl>
+    <w:lvl w:ilvl="8" w:tplc="0422001B" w:tentative="1">
+      <w:start w:val="1"/>
+      <w:numFmt w:val="lowerRoman"/>
+      <w:lvlText w:val="%9."/>
+      <w:lvlJc w:val="right"/>
+      <w:pPr>
+        <w:ind w:left="6971" w:hanging="180"/>
+      </w:pPr>
+    </w:lvl>
+  </w:abstractNum>
+  <w:abstractNum w:abstractNumId="5" w15:restartNumberingAfterBreak="0">
     <w:nsid w:val="748903EC"/>
     <w:multiLevelType w:val="hybridMultilevel"/>
     <w:tmpl w:val="33A80580"/>
@@ -1849,7 +1706,7 @@
       </w:pPr>
     </w:lvl>
   </w:abstractNum>
-  <w:abstractNum w:abstractNumId="4" w15:restartNumberingAfterBreak="0">
+  <w:abstractNum w:abstractNumId="6" w15:restartNumberingAfterBreak="0">
     <w:nsid w:val="795D4379"/>
     <w:multiLevelType w:val="hybridMultilevel"/>
     <w:tmpl w:val="C21A163C"/>
@@ -1962,19 +1819,25 @@
     </w:lvl>
   </w:abstractNum>
   <w:num w:numId="1" w16cid:durableId="1471048762">
-    <w:abstractNumId w:val="4"/>
+    <w:abstractNumId w:val="6"/>
   </w:num>
   <w:num w:numId="2" w16cid:durableId="2123066900">
     <w:abstractNumId w:val="0"/>
   </w:num>
   <w:num w:numId="3" w16cid:durableId="343481994">
-    <w:abstractNumId w:val="3"/>
+    <w:abstractNumId w:val="5"/>
   </w:num>
   <w:num w:numId="4" w16cid:durableId="730664261">
-    <w:abstractNumId w:val="2"/>
+    <w:abstractNumId w:val="3"/>
   </w:num>
   <w:num w:numId="5" w16cid:durableId="437212661">
     <w:abstractNumId w:val="1"/>
+  </w:num>
+  <w:num w:numId="6" w16cid:durableId="24135333">
+    <w:abstractNumId w:val="4"/>
+  </w:num>
+  <w:num w:numId="7" w16cid:durableId="599875793">
+    <w:abstractNumId w:val="2"/>
   </w:num>
 </w:numbering>
 </file>
@@ -2449,7 +2312,6 @@
   <w:style w:type="character" w:default="1" w:styleId="a0">
     <w:name w:val="Default Paragraph Font"/>
     <w:uiPriority w:val="1"/>
-    <w:semiHidden/>
     <w:unhideWhenUsed/>
   </w:style>
   <w:style w:type="table" w:default="1" w:styleId="a1">
@@ -2994,6 +2856,18 @@
       <w:sz w:val="21"/>
       <w:szCs w:val="24"/>
       <w:lang w:val="en-US" w:eastAsia="uk-UA"/>
+    </w:rPr>
+  </w:style>
+  <w:style w:type="character" w:styleId="a8">
+    <w:name w:val="FollowedHyperlink"/>
+    <w:basedOn w:val="a0"/>
+    <w:uiPriority w:val="99"/>
+    <w:semiHidden/>
+    <w:unhideWhenUsed/>
+    <w:rsid w:val="00461243"/>
+    <w:rPr>
+      <w:color w:val="954F72" w:themeColor="followedHyperlink"/>
+      <w:u w:val="single"/>
     </w:rPr>
   </w:style>
 </w:styles>

--- a/32UP Upravlinnja projektamy/3/KNT-122_Onyshchenko_Variant-19_PR3.docx
+++ b/32UP Upravlinnja projektamy/3/KNT-122_Onyshchenko_Variant-19_PR3.docx
@@ -550,7 +550,7 @@
         <w:t>ї</w:t>
       </w:r>
       <w:r>
-        <w:t xml:space="preserve"> щодо теми курсового проєкту наступні:</w:t>
+        <w:t xml:space="preserve"> щодо теми проєкту наступні:</w:t>
       </w:r>
     </w:p>
     <w:p>
@@ -731,7 +731,7 @@
         </w:r>
       </w:hyperlink>
       <w:r>
-        <w:t xml:space="preserve">, </w:t>
+        <w:t xml:space="preserve"> </w:t>
       </w:r>
       <w:r>
         <w:t xml:space="preserve">та </w:t>
@@ -761,6 +761,9 @@
         <w:lastRenderedPageBreak/>
         <w:t>2 Створення карт</w:t>
       </w:r>
+      <w:r>
+        <w:t>и</w:t>
+      </w:r>
     </w:p>
     <w:p>
       <w:pPr>
@@ -1124,16 +1127,378 @@
       <w:pPr>
         <w:pStyle w:val="P"/>
       </w:pPr>
+      <w:r>
+        <w:t>В результаті роботи було отриману наступну інтелектуальну карту:</w:t>
+      </w:r>
+    </w:p>
+    <w:p>
+      <w:pPr>
+        <w:pStyle w:val="P"/>
+      </w:pPr>
+    </w:p>
+    <w:p>
+      <w:pPr>
+        <w:pStyle w:val="IMG"/>
+        <w:ind w:left="-1418"/>
+      </w:pPr>
+      <w:r>
+        <w:lastRenderedPageBreak/>
+        <w:drawing>
+          <wp:inline distT="0" distB="0" distL="0" distR="0" wp14:anchorId="0ED5E506" wp14:editId="0E2B9EC9">
+            <wp:extent cx="7500457" cy="3117850"/>
+            <wp:effectExtent l="0" t="0" r="5715" b="6350"/>
+            <wp:docPr id="1042980070" name="Рисунок 2" descr="Зображення, що містить текст, схема, Шрифт, почерк&#10;&#10;Вміст, створений ШІ, може бути неправильним."/>
+            <wp:cNvGraphicFramePr>
+              <a:graphicFrameLocks xmlns:a="http://schemas.openxmlformats.org/drawingml/2006/main" noChangeAspect="1"/>
+            </wp:cNvGraphicFramePr>
+            <a:graphic xmlns:a="http://schemas.openxmlformats.org/drawingml/2006/main">
+              <a:graphicData uri="http://schemas.openxmlformats.org/drawingml/2006/picture">
+                <pic:pic xmlns:pic="http://schemas.openxmlformats.org/drawingml/2006/picture">
+                  <pic:nvPicPr>
+                    <pic:cNvPr id="1042980070" name="Рисунок 2" descr="Зображення, що містить текст, схема, Шрифт, почерк&#10;&#10;Вміст, створений ШІ, може бути неправильним."/>
+                    <pic:cNvPicPr>
+                      <a:picLocks noChangeAspect="1" noChangeArrowheads="1"/>
+                    </pic:cNvPicPr>
+                  </pic:nvPicPr>
+                  <pic:blipFill>
+                    <a:blip r:embed="rId10" cstate="print">
+                      <a:extLst>
+                        <a:ext uri="{28A0092B-C50C-407E-A947-70E740481C1C}">
+                          <a14:useLocalDpi xmlns:a14="http://schemas.microsoft.com/office/drawing/2010/main" val="0"/>
+                        </a:ext>
+                      </a:extLst>
+                    </a:blip>
+                    <a:srcRect/>
+                    <a:stretch>
+                      <a:fillRect/>
+                    </a:stretch>
+                  </pic:blipFill>
+                  <pic:spPr bwMode="auto">
+                    <a:xfrm>
+                      <a:off x="0" y="0"/>
+                      <a:ext cx="7510043" cy="3121835"/>
+                    </a:xfrm>
+                    <a:prstGeom prst="rect">
+                      <a:avLst/>
+                    </a:prstGeom>
+                    <a:noFill/>
+                    <a:ln>
+                      <a:noFill/>
+                    </a:ln>
+                  </pic:spPr>
+                </pic:pic>
+              </a:graphicData>
+            </a:graphic>
+          </wp:inline>
+        </w:drawing>
+      </w:r>
+    </w:p>
+    <w:p>
+      <w:pPr>
+        <w:pStyle w:val="IMG"/>
+      </w:pPr>
+      <w:r>
+        <w:t>Рисунок 1.1 – Інтелектуальна карта застосунку читання</w:t>
+      </w:r>
+      <w:r>
+        <w:t xml:space="preserve"> Святої</w:t>
+      </w:r>
+      <w:r>
+        <w:t xml:space="preserve"> Біблії</w:t>
+      </w:r>
+    </w:p>
+    <w:p>
+      <w:pPr>
+        <w:pStyle w:val="IMG"/>
+      </w:pPr>
     </w:p>
     <w:p>
       <w:pPr>
         <w:pStyle w:val="H1"/>
-        <w:rPr>
-          <w:lang w:val="en-US"/>
-        </w:rPr>
       </w:pPr>
       <w:r>
         <w:t>Питання</w:t>
+      </w:r>
+    </w:p>
+    <w:p>
+      <w:pPr>
+        <w:pStyle w:val="H2"/>
+      </w:pPr>
+      <w:r>
+        <w:t>Що таке інтелектуальна карта?</w:t>
+      </w:r>
+    </w:p>
+    <w:p>
+      <w:pPr>
+        <w:pStyle w:val="P"/>
+      </w:pPr>
+    </w:p>
+    <w:p>
+      <w:pPr>
+        <w:pStyle w:val="P"/>
+        <w:rPr>
+          <w:lang w:val="en-US"/>
+        </w:rPr>
+      </w:pPr>
+      <w:r>
+        <w:t xml:space="preserve">Інтелектуальна карта (Англійське </w:t>
+      </w:r>
+      <w:r>
+        <w:rPr>
+          <w:i/>
+          <w:iCs/>
+          <w:lang w:val="en-US"/>
+        </w:rPr>
+        <w:t>mind map</w:t>
+      </w:r>
+      <w:r>
+        <w:rPr>
+          <w:lang w:val="en-US"/>
+        </w:rPr>
+        <w:t>)</w:t>
+      </w:r>
+      <w:r>
+        <w:t xml:space="preserve"> є ієрархічним способом представлення пов’язаної інформації на якусь тему у вигляді дерева, де від одного рівня виходять гілки, від яких, своєю чергою, можуть виходити інші гілки.</w:t>
+      </w:r>
+    </w:p>
+    <w:p>
+      <w:pPr>
+        <w:pStyle w:val="P"/>
+        <w:rPr>
+          <w:lang w:val="en-US"/>
+        </w:rPr>
+      </w:pPr>
+      <w:r>
+        <w:t xml:space="preserve">Джерело: </w:t>
+      </w:r>
+      <w:hyperlink r:id="rId11" w:history="1">
+        <w:r>
+          <w:rPr>
+            <w:rStyle w:val="a4"/>
+            <w:lang w:val="en-US"/>
+          </w:rPr>
+          <w:t>Mind map – Wikipedia</w:t>
+        </w:r>
+      </w:hyperlink>
+      <w:r>
+        <w:rPr>
+          <w:lang w:val="en-US"/>
+        </w:rPr>
+        <w:t>.</w:t>
+      </w:r>
+    </w:p>
+    <w:p>
+      <w:pPr>
+        <w:pStyle w:val="P"/>
+      </w:pPr>
+      <w:r>
+        <w:t>Приклад інтелектуальної карти (</w:t>
+      </w:r>
+      <w:hyperlink r:id="rId12" w:history="1">
+        <w:r>
+          <w:rPr>
+            <w:rStyle w:val="a4"/>
+          </w:rPr>
+          <w:t>джерело</w:t>
+        </w:r>
+      </w:hyperlink>
+      <w:r>
+        <w:t>):</w:t>
+      </w:r>
+    </w:p>
+    <w:p>
+      <w:pPr>
+        <w:pStyle w:val="P"/>
+      </w:pPr>
+    </w:p>
+    <w:p>
+      <w:pPr>
+        <w:pStyle w:val="IMG"/>
+      </w:pPr>
+      <w:r>
+        <w:lastRenderedPageBreak/>
+        <w:drawing>
+          <wp:inline distT="0" distB="0" distL="0" distR="0" wp14:anchorId="6EDD40FB" wp14:editId="5C6008AA">
+            <wp:extent cx="5240020" cy="3474720"/>
+            <wp:effectExtent l="0" t="0" r="0" b="0"/>
+            <wp:docPr id="1962752281" name="Рисунок 3" descr="45 Bible mindmap ideas | bible, bible study, mind map"/>
+            <wp:cNvGraphicFramePr>
+              <a:graphicFrameLocks xmlns:a="http://schemas.openxmlformats.org/drawingml/2006/main" noChangeAspect="1"/>
+            </wp:cNvGraphicFramePr>
+            <a:graphic xmlns:a="http://schemas.openxmlformats.org/drawingml/2006/main">
+              <a:graphicData uri="http://schemas.openxmlformats.org/drawingml/2006/picture">
+                <pic:pic xmlns:pic="http://schemas.openxmlformats.org/drawingml/2006/picture">
+                  <pic:nvPicPr>
+                    <pic:cNvPr id="0" name="Picture 5" descr="45 Bible mindmap ideas | bible, bible study, mind map"/>
+                    <pic:cNvPicPr>
+                      <a:picLocks noChangeAspect="1" noChangeArrowheads="1"/>
+                    </pic:cNvPicPr>
+                  </pic:nvPicPr>
+                  <pic:blipFill>
+                    <a:blip r:embed="rId13">
+                      <a:extLst>
+                        <a:ext uri="{28A0092B-C50C-407E-A947-70E740481C1C}">
+                          <a14:useLocalDpi xmlns:a14="http://schemas.microsoft.com/office/drawing/2010/main" val="0"/>
+                        </a:ext>
+                      </a:extLst>
+                    </a:blip>
+                    <a:srcRect/>
+                    <a:stretch>
+                      <a:fillRect/>
+                    </a:stretch>
+                  </pic:blipFill>
+                  <pic:spPr bwMode="auto">
+                    <a:xfrm>
+                      <a:off x="0" y="0"/>
+                      <a:ext cx="5240020" cy="3474720"/>
+                    </a:xfrm>
+                    <a:prstGeom prst="rect">
+                      <a:avLst/>
+                    </a:prstGeom>
+                    <a:noFill/>
+                    <a:ln>
+                      <a:noFill/>
+                    </a:ln>
+                  </pic:spPr>
+                </pic:pic>
+              </a:graphicData>
+            </a:graphic>
+          </wp:inline>
+        </w:drawing>
+      </w:r>
+    </w:p>
+    <w:p>
+      <w:pPr>
+        <w:pStyle w:val="IMG"/>
+      </w:pPr>
+      <w:r>
+        <w:t>Рисунок 2.1 – Інтелектуальна карта Книги Даниїла</w:t>
+      </w:r>
+    </w:p>
+    <w:p>
+      <w:pPr>
+        <w:pStyle w:val="P"/>
+      </w:pPr>
+    </w:p>
+    <w:p>
+      <w:pPr>
+        <w:pStyle w:val="H2"/>
+      </w:pPr>
+      <w:r>
+        <w:t>Для чого використовуються інтелектуальні карти?</w:t>
+      </w:r>
+    </w:p>
+    <w:p>
+      <w:pPr>
+        <w:pStyle w:val="P"/>
+        <w:rPr>
+          <w:lang w:val="en-US"/>
+        </w:rPr>
+      </w:pPr>
+    </w:p>
+    <w:p>
+      <w:pPr>
+        <w:pStyle w:val="P"/>
+      </w:pPr>
+      <w:r>
+        <w:t xml:space="preserve">Інтелектуальні карти можуть бути корисними для генерування ідей (наприклад, для більш детального дослідження предметної області, її складових частин), візуального навчання (наприклад, викладачами для презентації нової теми аби показати її загальну структуру) або </w:t>
+      </w:r>
+      <w:r>
+        <w:t xml:space="preserve">для </w:t>
+      </w:r>
+      <w:r>
+        <w:t>створення нотаток (наприклад, під час лекції на папері студент може записувати важливі терміни</w:t>
+      </w:r>
+      <w:r>
+        <w:t>/</w:t>
+      </w:r>
+      <w:r>
+        <w:t>ідеї і з’єднувати їх разом впродовж лекції).</w:t>
+      </w:r>
+    </w:p>
+    <w:p>
+      <w:pPr>
+        <w:pStyle w:val="P"/>
+        <w:rPr>
+          <w:lang w:val="en-US"/>
+        </w:rPr>
+      </w:pPr>
+      <w:r>
+        <w:t xml:space="preserve">Джерело: </w:t>
+      </w:r>
+      <w:hyperlink r:id="rId14" w:anchor="Origin" w:history="1">
+        <w:r>
+          <w:rPr>
+            <w:rStyle w:val="a4"/>
+            <w:lang w:val="en-US"/>
+          </w:rPr>
+          <w:t>Origin, Mind map – Wikipedia</w:t>
+        </w:r>
+      </w:hyperlink>
+      <w:r>
+        <w:rPr>
+          <w:lang w:val="en-US"/>
+        </w:rPr>
+        <w:t>.</w:t>
+      </w:r>
+    </w:p>
+    <w:p>
+      <w:pPr>
+        <w:pStyle w:val="P"/>
+      </w:pPr>
+    </w:p>
+    <w:p>
+      <w:pPr>
+        <w:pStyle w:val="H2"/>
+      </w:pPr>
+      <w:r>
+        <w:t>Як будуються інтелектуальні карти?</w:t>
+      </w:r>
+    </w:p>
+    <w:p>
+      <w:pPr>
+        <w:pStyle w:val="P"/>
+      </w:pPr>
+    </w:p>
+    <w:p>
+      <w:pPr>
+        <w:pStyle w:val="P"/>
+        <w:rPr>
+          <w:lang w:val="en-US"/>
+        </w:rPr>
+      </w:pPr>
+      <w:r>
+        <w:t>Інтелектуальні карти будуються як графи-дерева</w:t>
+      </w:r>
+      <w:r>
+        <w:t>: п</w:t>
+      </w:r>
+      <w:r>
+        <w:t>очинаються з головного вузла і відгалужуються у інші вузли, які теж можуть мати розгалуження</w:t>
+      </w:r>
+      <w:r>
+        <w:rPr>
+          <w:lang w:val="en-US"/>
+        </w:rPr>
+        <w:t xml:space="preserve"> (</w:t>
+      </w:r>
+      <w:r>
+        <w:t xml:space="preserve">див. </w:t>
+      </w:r>
+      <w:hyperlink r:id="rId15" w:history="1">
+        <w:r>
+          <w:rPr>
+            <w:rStyle w:val="a4"/>
+            <w:lang w:val="en-US"/>
+          </w:rPr>
+          <w:t>Tree structure – Wikipedia</w:t>
+        </w:r>
+      </w:hyperlink>
+      <w:r>
+        <w:rPr>
+          <w:lang w:val="en-US"/>
+        </w:rPr>
+        <w:t>).</w:t>
       </w:r>
     </w:p>
     <w:sectPr>

--- a/32UP Upravlinnja projektamy/3/KNT-122_Onyshchenko_Variant-19_PR3.docx
+++ b/32UP Upravlinnja projektamy/3/KNT-122_Onyshchenko_Variant-19_PR3.docx
@@ -1144,10 +1144,10 @@
       <w:r>
         <w:lastRenderedPageBreak/>
         <w:drawing>
-          <wp:inline distT="0" distB="0" distL="0" distR="0" wp14:anchorId="0ED5E506" wp14:editId="0E2B9EC9">
-            <wp:extent cx="7500457" cy="3117850"/>
-            <wp:effectExtent l="0" t="0" r="5715" b="6350"/>
-            <wp:docPr id="1042980070" name="Рисунок 2" descr="Зображення, що містить текст, схема, Шрифт, почерк&#10;&#10;Вміст, створений ШІ, може бути неправильним."/>
+          <wp:inline distT="0" distB="0" distL="0" distR="0" wp14:anchorId="11606EFD" wp14:editId="0977E6D6">
+            <wp:extent cx="7504912" cy="3123028"/>
+            <wp:effectExtent l="0" t="0" r="1270" b="1270"/>
+            <wp:docPr id="338633060" name="Рисунок 1" descr="Зображення, що містить текст, схема, Шрифт, ряд&#10;&#10;Вміст, створений ШІ, може бути неправильним."/>
             <wp:cNvGraphicFramePr>
               <a:graphicFrameLocks xmlns:a="http://schemas.openxmlformats.org/drawingml/2006/main" noChangeAspect="1"/>
             </wp:cNvGraphicFramePr>
@@ -1155,7 +1155,7 @@
               <a:graphicData uri="http://schemas.openxmlformats.org/drawingml/2006/picture">
                 <pic:pic xmlns:pic="http://schemas.openxmlformats.org/drawingml/2006/picture">
                   <pic:nvPicPr>
-                    <pic:cNvPr id="1042980070" name="Рисунок 2" descr="Зображення, що містить текст, схема, Шрифт, почерк&#10;&#10;Вміст, створений ШІ, може бути неправильним."/>
+                    <pic:cNvPr id="338633060" name="Рисунок 1" descr="Зображення, що містить текст, схема, Шрифт, ряд&#10;&#10;Вміст, створений ШІ, може бути неправильним."/>
                     <pic:cNvPicPr>
                       <a:picLocks noChangeAspect="1" noChangeArrowheads="1"/>
                     </pic:cNvPicPr>
@@ -1176,7 +1176,7 @@
                   <pic:spPr bwMode="auto">
                     <a:xfrm>
                       <a:off x="0" y="0"/>
-                      <a:ext cx="7510043" cy="3121835"/>
+                      <a:ext cx="7524622" cy="3131230"/>
                     </a:xfrm>
                     <a:prstGeom prst="rect">
                       <a:avLst/>
@@ -2677,6 +2677,7 @@
   <w:style w:type="character" w:default="1" w:styleId="a0">
     <w:name w:val="Default Paragraph Font"/>
     <w:uiPriority w:val="1"/>
+    <w:semiHidden/>
     <w:unhideWhenUsed/>
   </w:style>
   <w:style w:type="table" w:default="1" w:styleId="a1">
